--- a/exports/hai-long-benh-nhan-C1a-BVQY175/G1_A1b_PROJECT_CHARTER_hai-long-benh-nhan-C1a-BVQY175.docx
+++ b/exports/hai-long-benh-nhan-C1a-BVQY175/G1_A1b_PROJECT_CHARTER_hai-long-benh-nhan-C1a-BVQY175.docx
@@ -40,7 +40,7 @@
           <w:i/>
           <w:sz w:val="22"/>
         </w:rPr>
-        <w:t xml:space="preserve"> Sinh tự động 2026-09-02 07:55; không thay xác nhận của PI/methodologist.</w:t>
+        <w:t xml:space="preserve"> Sinh tự động 2026-10-14 19:21; không thay xác nhận của PI/methodologist.</w:t>
       </w:r>
     </w:p>
     <w:p>
@@ -134,17 +134,7 @@
           <w:i w:val="0"/>
           <w:sz w:val="26"/>
         </w:rPr>
-        <w:t xml:space="preserve">Thời gian nghiên cứu: </w:t>
-      </w:r>
-      <w:r>
-        <w:rPr>
-          <w:rFonts w:ascii="Times New Roman" w:hAnsi="Times New Roman" w:eastAsia="Times New Roman" w:cs="Times New Roman"/>
-          <w:b/>
-          <w:i/>
-          <w:color w:val="CC7700"/>
-          <w:sz w:val="26"/>
-        </w:rPr>
-        <w:t>[CẦN BỔ SUNG]</w:t>
+        <w:t>Thời gian nghiên cứu: Dự kiến từ tháng 12/2026 đến tháng 12/2028. Thu thập mẫu chính chỉ bắt đầu sau T0 = ngày Hội đồng Đạo đức/lãnh đạo BVQY 175 phê duyệt, sau khi đã đăng ký OSF Registries, hoàn tất pha phát triển công cụ và dry-run F1–F5 (đề cương §4.9, §6.2).</w:t>
       </w:r>
     </w:p>
     <w:p>

--- a/exports/hai-long-benh-nhan-C1a-BVQY175/G1_A1b_PROJECT_CHARTER_hai-long-benh-nhan-C1a-BVQY175.docx
+++ b/exports/hai-long-benh-nhan-C1a-BVQY175/G1_A1b_PROJECT_CHARTER_hai-long-benh-nhan-C1a-BVQY175.docx
@@ -40,7 +40,7 @@
           <w:i/>
           <w:sz w:val="22"/>
         </w:rPr>
-        <w:t xml:space="preserve"> Sinh tự động 2026-10-14 19:21; không thay xác nhận của PI/methodologist.</w:t>
+        <w:t xml:space="preserve"> Sinh tự động 2026-10-28 15:08; không thay xác nhận của PI/methodologist.</w:t>
       </w:r>
     </w:p>
     <w:p>
